--- a/a14/A14_Database_Server.docx
+++ b/a14/A14_Database_Server.docx
@@ -48,92 +48,7 @@
           <w:i w:val="0"/>
           <w:sz w:val="22"/>
         </w:rPr>
-        <w:t>Run a provided Java HTTP server that connects to PostgreSQL, observe how it handles concurrent requests, and explain what happens at each layer — from the SQL query in the DAO, through HikariCP, to the HTTP response. Compare its behavior under load to the single-threaded server from A11.</w:t>
-      </w:r>
-    </w:p>
-    <w:p>
-      <w:pPr>
-        <w:spacing w:after="80"/>
-      </w:pPr>
-      <w:r>
-        <w:rPr>
-          <w:b w:val="0"/>
-          <w:i w:val="0"/>
-          <w:sz w:val="22"/>
-        </w:rPr>
-        <w:t>No code to write — all server and client code is provided. Run the experiments, read the logs, and explain what the output reveals.</w:t>
-      </w:r>
-    </w:p>
-    <w:p>
-      <w:pPr>
-        <w:spacing w:before="200" w:after="80"/>
-      </w:pPr>
-      <w:r>
-        <w:rPr>
-          <w:b/>
-          <w:sz w:val="24"/>
-        </w:rPr>
-        <w:t>Learning Objectives</w:t>
-      </w:r>
-    </w:p>
-    <w:p>
-      <w:pPr>
-        <w:pStyle w:val="ListNumber"/>
-        <w:spacing w:after="40"/>
-      </w:pPr>
-      <w:r>
-        <w:rPr>
-          <w:sz w:val="22"/>
-        </w:rPr>
-        <w:t>Explain the DAO (Data Access Object) pattern and how it separates database logic from HTTP handling.</w:t>
-      </w:r>
-    </w:p>
-    <w:p>
-      <w:pPr>
-        <w:pStyle w:val="ListNumber"/>
-        <w:spacing w:after="40"/>
-      </w:pPr>
-      <w:r>
-        <w:rPr>
-          <w:sz w:val="22"/>
-        </w:rPr>
-        <w:t>Trace a client request from an HTTP socket through the thread pool, JDBC connection pool, SQL query, and back to an HTTP response.</w:t>
-      </w:r>
-    </w:p>
-    <w:p>
-      <w:pPr>
-        <w:pStyle w:val="ListNumber"/>
-        <w:spacing w:after="40"/>
-      </w:pPr>
-      <w:r>
-        <w:rPr>
-          <w:sz w:val="22"/>
-        </w:rPr>
-        <w:t>Explain why a connection pool (HikariCP) is used instead of opening a new database connection per request, and observe the pool's behavior in logs.</w:t>
-      </w:r>
-    </w:p>
-    <w:p>
-      <w:pPr>
-        <w:pStyle w:val="ListNumber"/>
-        <w:spacing w:after="40"/>
-      </w:pPr>
-      <w:r>
-        <w:rPr>
-          <w:sz w:val="22"/>
-        </w:rPr>
-        <w:t>Read JDBC PreparedStatement code and explain how it prevents SQL injection while also enabling query reuse.</w:t>
-      </w:r>
-    </w:p>
-    <w:p>
-      <w:pPr>
-        <w:pStyle w:val="ListNumber"/>
-        <w:spacing w:after="40"/>
-      </w:pPr>
-      <w:r>
-        <w:rPr>
-          <w:sz w:val="22"/>
-        </w:rPr>
-        <w:t>Observe server behavior under concurrent load and explain which component is the bottleneck when pool connections are exhausted.</w:t>
+        <w:t>In this assignment, you will run a provided Java HTTP server that connects to PostgreSQL, observe how it handles concurrent requests, and explain what happens at each layer — from the SQL query in the DAO, through HikariCP, to the HTTP response. You will also compare its behavior under load to the single-threaded server from A11. There is no code to write — all server and client code is provided. Run the experiments, read the logs, and explain what the output reveals.</w:t>
       </w:r>
     </w:p>
     <w:p>
@@ -238,7 +153,7 @@
           <w:b/>
           <w:sz w:val="24"/>
         </w:rPr>
-        <w:t>Provided Files</w:t>
+        <w:t>General Instructions</w:t>
       </w:r>
     </w:p>
     <w:p>
@@ -251,7 +166,7 @@
           <w:i w:val="0"/>
           <w:sz w:val="22"/>
         </w:rPr>
-        <w:t>The following files are included with this assignment:</w:t>
+        <w:t>You will run several experiments and record your answers directly in this document, then submit it to Gradescope. The following files are provided:</w:t>
       </w:r>
     </w:p>
     <w:p>
@@ -261,9 +176,17 @@
       </w:pPr>
       <w:r>
         <w:rPr>
+          <w:rFonts w:ascii="Courier New" w:hAnsi="Courier New" w:cs="Courier New"/>
+          <w:sz w:val="22"/>
+          <w:color w:val="17375E"/>
+        </w:rPr>
+        <w:t>Server.java</w:t>
+      </w:r>
+      <w:r>
+        <w:rPr>
           <w:sz w:val="22"/>
         </w:rPr>
-        <w:t>Server.java — a multi-threaded HTTP server backed by a BookDAO. Handles GET /books and GET /books?genre=&lt;genre&gt;.</w:t>
+        <w:t xml:space="preserve"> — a multi-threaded HTTP server backed by a BookDAO. Handles GET /books and GET /books?genre=&lt;genre&gt;.</w:t>
       </w:r>
     </w:p>
     <w:p>
@@ -273,9 +196,17 @@
       </w:pPr>
       <w:r>
         <w:rPr>
+          <w:rFonts w:ascii="Courier New" w:hAnsi="Courier New" w:cs="Courier New"/>
+          <w:sz w:val="22"/>
+          <w:color w:val="17375E"/>
+        </w:rPr>
+        <w:t>BookDAO.java</w:t>
+      </w:r>
+      <w:r>
+        <w:rPr>
           <w:sz w:val="22"/>
         </w:rPr>
-        <w:t>BookDAO.java — Data Access Object that queries the books and authors tables using JDBC PreparedStatements.</w:t>
+        <w:t xml:space="preserve"> — Data Access Object that queries the books and authors tables using JDBC PreparedStatements.</w:t>
       </w:r>
     </w:p>
     <w:p>
@@ -285,9 +216,17 @@
       </w:pPr>
       <w:r>
         <w:rPr>
+          <w:rFonts w:ascii="Courier New" w:hAnsi="Courier New" w:cs="Courier New"/>
+          <w:sz w:val="22"/>
+          <w:color w:val="17375E"/>
+        </w:rPr>
+        <w:t>Book.java</w:t>
+      </w:r>
+      <w:r>
+        <w:rPr>
           <w:sz w:val="22"/>
         </w:rPr>
-        <w:t>Book.java — a simple record class representing one book.</w:t>
+        <w:t xml:space="preserve"> — a simple record class representing one book.</w:t>
       </w:r>
     </w:p>
     <w:p>
@@ -297,9 +236,17 @@
       </w:pPr>
       <w:r>
         <w:rPr>
+          <w:rFonts w:ascii="Courier New" w:hAnsi="Courier New" w:cs="Courier New"/>
+          <w:sz w:val="22"/>
+          <w:color w:val="17375E"/>
+        </w:rPr>
+        <w:t>schema.sql</w:t>
+      </w:r>
+      <w:r>
+        <w:rPr>
           <w:sz w:val="22"/>
         </w:rPr>
-        <w:t>schema.sql — CREATE TABLE statements for the books and authors tables.</w:t>
+        <w:t xml:space="preserve"> — CREATE TABLE statements for the books and authors tables.</w:t>
       </w:r>
     </w:p>
     <w:p>
@@ -309,9 +256,17 @@
       </w:pPr>
       <w:r>
         <w:rPr>
+          <w:rFonts w:ascii="Courier New" w:hAnsi="Courier New" w:cs="Courier New"/>
+          <w:sz w:val="22"/>
+          <w:color w:val="17375E"/>
+        </w:rPr>
+        <w:t>seed_data.sql</w:t>
+      </w:r>
+      <w:r>
+        <w:rPr>
           <w:sz w:val="22"/>
         </w:rPr>
-        <w:t>seed_data.sql — INSERT statements to populate the database with sample data.</w:t>
+        <w:t xml:space="preserve"> — INSERT statements to populate the database with sample data.</w:t>
       </w:r>
     </w:p>
     <w:p>
@@ -321,9 +276,17 @@
       </w:pPr>
       <w:r>
         <w:rPr>
+          <w:rFonts w:ascii="Courier New" w:hAnsi="Courier New" w:cs="Courier New"/>
+          <w:sz w:val="22"/>
+          <w:color w:val="17375E"/>
+        </w:rPr>
+        <w:t>LoadClient.java</w:t>
+      </w:r>
+      <w:r>
+        <w:rPr>
           <w:sz w:val="22"/>
         </w:rPr>
-        <w:t>LoadClient.java — a concurrent load client that fires N simultaneous HTTP requests to the server.</w:t>
+        <w:t xml:space="preserve"> — a concurrent load client that fires N simultaneous HTTP requests to the server.</w:t>
       </w:r>
     </w:p>
     <w:p>
@@ -333,9 +296,17 @@
       </w:pPr>
       <w:r>
         <w:rPr>
+          <w:rFonts w:ascii="Courier New" w:hAnsi="Courier New" w:cs="Courier New"/>
+          <w:sz w:val="22"/>
+          <w:color w:val="17375E"/>
+        </w:rPr>
+        <w:t>pom.xml</w:t>
+      </w:r>
+      <w:r>
+        <w:rPr>
           <w:sz w:val="22"/>
         </w:rPr>
-        <w:t>pom.xml — Maven build file that downloads all required dependencies (PostgreSQL JDBC driver, HikariCP, SLF4J).</w:t>
+        <w:t xml:space="preserve"> — Maven build file that downloads all required dependencies (PostgreSQL JDBC driver, HikariCP, SLF4J).</w:t>
       </w:r>
     </w:p>
     <w:p>
@@ -413,11 +384,27 @@
         <w:pStyle w:val="ListBullet"/>
         <w:spacing w:after="40"/>
       </w:pPr>
+      <w:hyperlink r:id="rId15">
+        <w:r>
+          <w:rPr>
+            <w:sz w:val="22"/>
+            <w:color w:val="0563C1"/>
+            <w:u w:val="single"/>
+          </w:rPr>
+          <w:t>https://jdbc.postgresql.org/download/</w:t>
+        </w:r>
+      </w:hyperlink>
       <w:r>
         <w:rPr>
           <w:sz w:val="22"/>
         </w:rPr>
-        <w:t>postgresql-42.x.jar — PostgreSQL JDBC driver (https://jdbc.postgresql.org/download/)</w:t>
+        <w:t>postgresql-42.x.jar — PostgreSQL JDBC driver (</w:t>
+      </w:r>
+      <w:r>
+        <w:rPr>
+          <w:sz w:val="22"/>
+        </w:rPr>
+        <w:t>)</w:t>
       </w:r>
     </w:p>
     <w:p>
@@ -425,11 +412,27 @@
         <w:pStyle w:val="ListBullet"/>
         <w:spacing w:after="40"/>
       </w:pPr>
+      <w:hyperlink r:id="rId16">
+        <w:r>
+          <w:rPr>
+            <w:sz w:val="22"/>
+            <w:color w:val="0563C1"/>
+            <w:u w:val="single"/>
+          </w:rPr>
+          <w:t>https://github.com/brettwooldridge/HikariCP/releases</w:t>
+        </w:r>
+      </w:hyperlink>
       <w:r>
         <w:rPr>
           <w:sz w:val="22"/>
         </w:rPr>
-        <w:t>HikariCP-5.x.jar — connection pool (https://github.com/brettwooldridge/HikariCP/releases)</w:t>
+        <w:t>HikariCP-5.x.jar — connection pool (</w:t>
+      </w:r>
+      <w:r>
+        <w:rPr>
+          <w:sz w:val="22"/>
+        </w:rPr>
+        <w:t>)</w:t>
       </w:r>
     </w:p>
     <w:p>
@@ -437,11 +440,27 @@
         <w:pStyle w:val="ListBullet"/>
         <w:spacing w:after="40"/>
       </w:pPr>
+      <w:hyperlink r:id="rId17">
+        <w:r>
+          <w:rPr>
+            <w:sz w:val="22"/>
+            <w:color w:val="0563C1"/>
+            <w:u w:val="single"/>
+          </w:rPr>
+          <w:t>https://www.slf4j.org/download.html</w:t>
+        </w:r>
+      </w:hyperlink>
       <w:r>
         <w:rPr>
           <w:sz w:val="22"/>
         </w:rPr>
-        <w:t>slf4j-simple-2.x.jar — logging (https://www.slf4j.org/download.html)</w:t>
+        <w:t>slf4j-simple-2.x.jar — logging (</w:t>
+      </w:r>
+      <w:r>
+        <w:rPr>
+          <w:sz w:val="22"/>
+        </w:rPr>
+        <w:t>)</w:t>
       </w:r>
     </w:p>
     <w:p>
@@ -772,7 +791,43 @@
           <w:i w:val="0"/>
           <w:sz w:val="22"/>
         </w:rPr>
-        <w:t>Before running anything, read BookDAO.java and Server.java. Do not modify them. Answer the following questions based on the code alone.</w:t>
+        <w:t xml:space="preserve">Before running anything, read </w:t>
+      </w:r>
+      <w:r>
+        <w:rPr>
+          <w:rFonts w:ascii="Courier New" w:hAnsi="Courier New" w:cs="Courier New"/>
+          <w:b w:val="0"/>
+          <w:i w:val="0"/>
+          <w:sz w:val="22"/>
+          <w:color w:val="17375E"/>
+        </w:rPr>
+        <w:t>BookDAO.java</w:t>
+      </w:r>
+      <w:r>
+        <w:rPr>
+          <w:b w:val="0"/>
+          <w:i w:val="0"/>
+          <w:sz w:val="22"/>
+        </w:rPr>
+        <w:t xml:space="preserve"> and </w:t>
+      </w:r>
+      <w:r>
+        <w:rPr>
+          <w:rFonts w:ascii="Courier New" w:hAnsi="Courier New" w:cs="Courier New"/>
+          <w:b w:val="0"/>
+          <w:i w:val="0"/>
+          <w:sz w:val="22"/>
+          <w:color w:val="17375E"/>
+        </w:rPr>
+        <w:t>Server.java</w:t>
+      </w:r>
+      <w:r>
+        <w:rPr>
+          <w:b w:val="0"/>
+          <w:i w:val="0"/>
+          <w:sz w:val="22"/>
+        </w:rPr>
+        <w:t>. Do not modify them. Answer the following questions based on the code alone.</w:t>
       </w:r>
     </w:p>
     <w:p>
@@ -792,7 +847,25 @@
           <w:i w:val="0"/>
           <w:sz w:val="22"/>
         </w:rPr>
-        <w:t>Open BookDAO.java. Find the method that retrieves books by genre. It uses a PreparedStatement with a parameter placeholder (?). Explain in your own words: (a) what the ? placeholder does, (b) why this is safer than building the SQL string by concatenating user input directly, and (c) what the JDBC driver does with the placeholder value at the database level.</w:t>
+        <w:t xml:space="preserve">Open </w:t>
+      </w:r>
+      <w:r>
+        <w:rPr>
+          <w:rFonts w:ascii="Courier New" w:hAnsi="Courier New" w:cs="Courier New"/>
+          <w:b w:val="0"/>
+          <w:i w:val="0"/>
+          <w:sz w:val="22"/>
+          <w:color w:val="17375E"/>
+        </w:rPr>
+        <w:t>BookDAO.java</w:t>
+      </w:r>
+      <w:r>
+        <w:rPr>
+          <w:b w:val="0"/>
+          <w:i w:val="0"/>
+          <w:sz w:val="22"/>
+        </w:rPr>
+        <w:t>. Find the method that retrieves books by genre. It uses a PreparedStatement with a parameter placeholder (?). Explain in your own words: (a) what the ? placeholder does, (b) why this is safer than building the SQL string by concatenating user input directly, and (c) what the JDBC driver does with the placeholder value at the database level.</w:t>
       </w:r>
     </w:p>
     <w:tbl>
@@ -848,7 +921,43 @@
           <w:i w:val="0"/>
           <w:sz w:val="22"/>
         </w:rPr>
-        <w:t>Open Server.java. Find the section in main() that configures HikariCP. What JDBC URL does it use to connect to PostgreSQL? What are the pool's maximum size and connection timeout settings? Why is a pool used instead of opening a new PostgreSQL connection for every HTTP request?</w:t>
+        <w:t xml:space="preserve">Open </w:t>
+      </w:r>
+      <w:r>
+        <w:rPr>
+          <w:rFonts w:ascii="Courier New" w:hAnsi="Courier New" w:cs="Courier New"/>
+          <w:b w:val="0"/>
+          <w:i w:val="0"/>
+          <w:sz w:val="22"/>
+          <w:color w:val="17375E"/>
+        </w:rPr>
+        <w:t>Server.java</w:t>
+      </w:r>
+      <w:r>
+        <w:rPr>
+          <w:b w:val="0"/>
+          <w:i w:val="0"/>
+          <w:sz w:val="22"/>
+        </w:rPr>
+        <w:t xml:space="preserve">. Find the section in main() that configures HikariCP. What JDBC URL does it use to connect to PostgreSQL? What are the pool's maximum size and connection timeout settings? Why is a pool used instead of opening a </w:t>
+      </w:r>
+      <w:r>
+        <w:rPr>
+          <w:rFonts w:ascii="Courier New" w:hAnsi="Courier New" w:cs="Courier New"/>
+          <w:b w:val="0"/>
+          <w:i w:val="0"/>
+          <w:sz w:val="22"/>
+          <w:color w:val="17375E"/>
+        </w:rPr>
+        <w:t>new</w:t>
+      </w:r>
+      <w:r>
+        <w:rPr>
+          <w:b w:val="0"/>
+          <w:i w:val="0"/>
+          <w:sz w:val="22"/>
+        </w:rPr>
+        <w:t xml:space="preserve"> PostgreSQL connection for every HTTP request?</w:t>
       </w:r>
     </w:p>
     <w:tbl>
@@ -1071,7 +1180,25 @@
           <w:i w:val="0"/>
           <w:sz w:val="22"/>
         </w:rPr>
-        <w:t>In Terminal 2, send a few requests using curl (or your browser):</w:t>
+        <w:t xml:space="preserve">In Terminal 2, send a few requests using </w:t>
+      </w:r>
+      <w:r>
+        <w:rPr>
+          <w:rFonts w:ascii="Courier New" w:hAnsi="Courier New" w:cs="Courier New"/>
+          <w:b w:val="0"/>
+          <w:i w:val="0"/>
+          <w:sz w:val="22"/>
+          <w:color w:val="17375E"/>
+        </w:rPr>
+        <w:t>curl</w:t>
+      </w:r>
+      <w:r>
+        <w:rPr>
+          <w:b w:val="0"/>
+          <w:i w:val="0"/>
+          <w:sz w:val="22"/>
+        </w:rPr>
+        <w:t xml:space="preserve"> (or your browser):</w:t>
       </w:r>
     </w:p>
     <w:tbl>
@@ -1141,7 +1268,41 @@
           <w:i w:val="0"/>
           <w:sz w:val="22"/>
         </w:rPr>
-        <w:t>Paste the JSON response from GET /books (or the first 10 lines if it is long). What is the Content-Type header in the response? What HTTP status code does the server return for a genre that has no matching books?</w:t>
+        <w:t xml:space="preserve">Paste the JSON response from GET /books (or the first 10 lines if it is </w:t>
+      </w:r>
+      <w:r>
+        <w:rPr>
+          <w:b w:val="0"/>
+          <w:i w:val="0"/>
+          <w:sz w:val="22"/>
+        </w:rPr>
+        <w:t>long</w:t>
+      </w:r>
+      <w:r>
+        <w:rPr>
+          <w:b w:val="0"/>
+          <w:i w:val="0"/>
+          <w:sz w:val="22"/>
+        </w:rPr>
+        <w:t xml:space="preserve">). What is the Content-Type header in the response? What HTTP status code does the server </w:t>
+      </w:r>
+      <w:r>
+        <w:rPr>
+          <w:rFonts w:ascii="Courier New" w:hAnsi="Courier New" w:cs="Courier New"/>
+          <w:b w:val="0"/>
+          <w:i w:val="0"/>
+          <w:sz w:val="22"/>
+          <w:color w:val="17375E"/>
+        </w:rPr>
+        <w:t>return</w:t>
+      </w:r>
+      <w:r>
+        <w:rPr>
+          <w:b w:val="0"/>
+          <w:i w:val="0"/>
+          <w:sz w:val="22"/>
+        </w:rPr>
+        <w:t xml:space="preserve"> for a genre that has no matching books?</w:t>
       </w:r>
     </w:p>
     <w:tbl>
@@ -1292,7 +1453,25 @@
           <w:i w:val="0"/>
           <w:sz w:val="22"/>
         </w:rPr>
-        <w:t>Look at the server console output while curl is running. Does the server print a log line for each request? Identify which class and method prints the log entry. What information does the log line include?</w:t>
+        <w:t xml:space="preserve">Look at the server console output while </w:t>
+      </w:r>
+      <w:r>
+        <w:rPr>
+          <w:rFonts w:ascii="Courier New" w:hAnsi="Courier New" w:cs="Courier New"/>
+          <w:b w:val="0"/>
+          <w:i w:val="0"/>
+          <w:sz w:val="22"/>
+          <w:color w:val="17375E"/>
+        </w:rPr>
+        <w:t>curl</w:t>
+      </w:r>
+      <w:r>
+        <w:rPr>
+          <w:b w:val="0"/>
+          <w:i w:val="0"/>
+          <w:sz w:val="22"/>
+        </w:rPr>
+        <w:t xml:space="preserve"> is running. Does the server print a log line for each request? Identify which class and method prints the log entry. What information does the log line include?</w:t>
       </w:r>
     </w:p>
     <w:tbl>
@@ -1579,7 +1758,23 @@
           <w:i w:val="0"/>
           <w:sz w:val="22"/>
         </w:rPr>
-        <w:t>The load client fires all 10 requests at the same time and reports how long each one took.</w:t>
+        <w:t xml:space="preserve">The load client fires all 10 requests at the same time and reports how </w:t>
+      </w:r>
+      <w:r>
+        <w:rPr>
+          <w:b w:val="0"/>
+          <w:i w:val="0"/>
+          <w:sz w:val="22"/>
+        </w:rPr>
+        <w:t>long</w:t>
+      </w:r>
+      <w:r>
+        <w:rPr>
+          <w:b w:val="0"/>
+          <w:i w:val="0"/>
+          <w:sz w:val="22"/>
+        </w:rPr>
+        <w:t xml:space="preserve"> each one took.</w:t>
       </w:r>
     </w:p>
     <w:p>
@@ -1660,7 +1855,25 @@
           <w:i w:val="0"/>
           <w:sz w:val="22"/>
         </w:rPr>
-        <w:t>If you want to see what happens when the connection pool runs out of connections: temporarily edit Server.java to set the maximum pool size to 2 (recompile and restart), then run the load client with 20 simultaneous requests.</w:t>
+        <w:t xml:space="preserve">If you want to see what happens when the connection pool runs out of connections: temporarily edit </w:t>
+      </w:r>
+      <w:r>
+        <w:rPr>
+          <w:rFonts w:ascii="Courier New" w:hAnsi="Courier New" w:cs="Courier New"/>
+          <w:b w:val="0"/>
+          <w:i w:val="0"/>
+          <w:sz w:val="22"/>
+          <w:color w:val="17375E"/>
+        </w:rPr>
+        <w:t>Server.java</w:t>
+      </w:r>
+      <w:r>
+        <w:rPr>
+          <w:b w:val="0"/>
+          <w:i w:val="0"/>
+          <w:sz w:val="22"/>
+        </w:rPr>
+        <w:t xml:space="preserve"> to set the maximum pool size to 2 (recompile and restart), then run the load client with 20 simultaneous requests.</w:t>
       </w:r>
     </w:p>
     <w:tbl>
@@ -1721,7 +1934,25 @@
           <w:i w:val="0"/>
           <w:sz w:val="22"/>
         </w:rPr>
-        <w:t>With a pool of 2 connections and 20 simultaneous requests, what behavior do you observe? Does the server return errors, or do requests wait? Look at the server log for any HikariCP connection-timeout messages. Explain what happens to requests that arrive when all connections in the pool are already in use.</w:t>
+        <w:t xml:space="preserve">With a pool of 2 connections and 20 simultaneous requests, what behavior do you observe? Does the server </w:t>
+      </w:r>
+      <w:r>
+        <w:rPr>
+          <w:rFonts w:ascii="Courier New" w:hAnsi="Courier New" w:cs="Courier New"/>
+          <w:b w:val="0"/>
+          <w:i w:val="0"/>
+          <w:sz w:val="22"/>
+          <w:color w:val="17375E"/>
+        </w:rPr>
+        <w:t>return</w:t>
+      </w:r>
+      <w:r>
+        <w:rPr>
+          <w:b w:val="0"/>
+          <w:i w:val="0"/>
+          <w:sz w:val="22"/>
+        </w:rPr>
+        <w:t xml:space="preserve"> errors, or do requests wait? Look at the server log for any HikariCP connection-timeout messages. Explain what happens to requests that arrive when all connections in the pool are already in use.</w:t>
       </w:r>
     </w:p>
     <w:tbl>
@@ -1789,7 +2020,25 @@
           <w:i w:val="0"/>
           <w:sz w:val="22"/>
         </w:rPr>
-        <w:t>In A11, the SingleThreadedServer could only handle one client at a time because it blocked on I/O. The server in this assignment handles multiple requests concurrently using a thread pool. Despite this improvement, the connection pool introduces a new bottleneck. Explain the analogy between the single-threaded I/O bottleneck (A11) and the connection-pool bottleneck in this assignment. What is the resource that limits concurrency in each case?</w:t>
+        <w:t xml:space="preserve">In A11, the SingleThreadedServer could only handle one client at a time because it blocked on I/O. The server in this assignment handles multiple requests concurrently using a thread pool. Despite this improvement, the connection pool introduces a </w:t>
+      </w:r>
+      <w:r>
+        <w:rPr>
+          <w:rFonts w:ascii="Courier New" w:hAnsi="Courier New" w:cs="Courier New"/>
+          <w:b w:val="0"/>
+          <w:i w:val="0"/>
+          <w:sz w:val="22"/>
+          <w:color w:val="17375E"/>
+        </w:rPr>
+        <w:t>new</w:t>
+      </w:r>
+      <w:r>
+        <w:rPr>
+          <w:b w:val="0"/>
+          <w:i w:val="0"/>
+          <w:sz w:val="22"/>
+        </w:rPr>
+        <w:t xml:space="preserve"> bottleneck. Explain the analogy between the single-threaded I/O bottleneck (A11) and the connection-pool bottleneck in this assignment. What is the resource that limits concurrency in each case?</w:t>
       </w:r>
     </w:p>
     <w:tbl>
@@ -1913,7 +2162,25 @@
           <w:i w:val="0"/>
           <w:sz w:val="22"/>
         </w:rPr>
-        <w:t>BookDAO.findAll() and BookDAO.findByGenre() both return List&lt;Book&gt; — they never expose a JDBC ResultSet or Connection to the caller. Explain why leaking a ResultSet or Connection out of the DAO would be dangerous. What resource management problem would it cause?</w:t>
+        <w:t xml:space="preserve">BookDAO.findAll() and BookDAO.findByGenre() both </w:t>
+      </w:r>
+      <w:r>
+        <w:rPr>
+          <w:rFonts w:ascii="Courier New" w:hAnsi="Courier New" w:cs="Courier New"/>
+          <w:b w:val="0"/>
+          <w:i w:val="0"/>
+          <w:sz w:val="22"/>
+          <w:color w:val="17375E"/>
+        </w:rPr>
+        <w:t>return</w:t>
+      </w:r>
+      <w:r>
+        <w:rPr>
+          <w:b w:val="0"/>
+          <w:i w:val="0"/>
+          <w:sz w:val="22"/>
+        </w:rPr>
+        <w:t xml:space="preserve"> List&lt;Book&gt; — they never expose a JDBC ResultSet or Connection to the caller. Explain why leaking a ResultSet or Connection out of the DAO would be dangerous. What resource management problem would it cause?</w:t>
       </w:r>
     </w:p>
     <w:tbl>
@@ -1967,7 +2234,25 @@
           <w:i w:val="0"/>
           <w:sz w:val="22"/>
         </w:rPr>
-        <w:t>To help your grader verify authenticity, begin your answer with the exact number of books the server returned for the "Fiction" genre — just the count, e.g., "Fiction query returned 4 books." Then paste the first 8 lines of the curl -i output (including HTTP headers). The book count depends on your seed data and is specific to your database instance.</w:t>
+        <w:t xml:space="preserve">To help your grader verify authenticity, begin your answer with the exact number of books the server returned for the "Fiction" genre — just the count, e.g., "Fiction query returned 4 books." Then paste the first 8 lines of the </w:t>
+      </w:r>
+      <w:r>
+        <w:rPr>
+          <w:rFonts w:ascii="Courier New" w:hAnsi="Courier New" w:cs="Courier New"/>
+          <w:b w:val="0"/>
+          <w:i w:val="0"/>
+          <w:sz w:val="22"/>
+          <w:color w:val="17375E"/>
+        </w:rPr>
+        <w:t>curl</w:t>
+      </w:r>
+      <w:r>
+        <w:rPr>
+          <w:b w:val="0"/>
+          <w:i w:val="0"/>
+          <w:sz w:val="22"/>
+        </w:rPr>
+        <w:t xml:space="preserve"> -i output (including HTTP headers). The book count depends on your seed data and is specific to your database instance.</w:t>
       </w:r>
     </w:p>
     <w:tbl>
@@ -2051,9 +2336,7 @@
         <w:rPr>
           <w:sz w:val="22"/>
         </w:rPr>
-        <w:t>1.</w:t>
-        <w:tab/>
-        <w:t>Part A: written answers to Q1, Q2, and Q3.</w:t>
+        <w:t>1.Part A: written answers to Q1, Q2, and Q3.</w:t>
       </w:r>
     </w:p>
     <w:p>
@@ -2065,9 +2348,21 @@
         <w:rPr>
           <w:sz w:val="22"/>
         </w:rPr>
-        <w:t>2.</w:t>
-        <w:tab/>
-        <w:t>Part B: pasted curl output and written answers to Q4, Q5, Q6, and Q7.</w:t>
+        <w:t xml:space="preserve">2.Part B: pasted </w:t>
+      </w:r>
+      <w:r>
+        <w:rPr>
+          <w:rFonts w:ascii="Courier New" w:hAnsi="Courier New" w:cs="Courier New"/>
+          <w:sz w:val="22"/>
+          <w:color w:val="17375E"/>
+        </w:rPr>
+        <w:t>curl</w:t>
+      </w:r>
+      <w:r>
+        <w:rPr>
+          <w:sz w:val="22"/>
+        </w:rPr>
+        <w:t xml:space="preserve"> output and written answers to Q4, Q5, Q6, and Q7.</w:t>
       </w:r>
     </w:p>
     <w:p>
@@ -2079,9 +2374,7 @@
         <w:rPr>
           <w:sz w:val="22"/>
         </w:rPr>
-        <w:t>3.</w:t>
-        <w:tab/>
-        <w:t>Part C: pasted LoadClient output and written answers to Q8, Q9 (if attempted), and Q10.</w:t>
+        <w:t>3.Part C: pasted LoadClient output and written answers to Q8, Q9 (if attempted), and Q10.</w:t>
       </w:r>
     </w:p>
     <w:p>
@@ -2093,9 +2386,7 @@
         <w:rPr>
           <w:sz w:val="22"/>
         </w:rPr>
-        <w:t>4.</w:t>
-        <w:tab/>
-        <w:t>Part D: written answers to Q11 and Q12.</w:t>
+        <w:t>4.Part D: written answers to Q11 and Q12.</w:t>
       </w:r>
     </w:p>
     <w:p>
@@ -2107,9 +2398,21 @@
         <w:rPr>
           <w:sz w:val="22"/>
         </w:rPr>
-        <w:t>5.</w:t>
-        <w:tab/>
-        <w:t>The canary output (Fiction genre book count + curl -i output).</w:t>
+        <w:t xml:space="preserve">5.The canary output (Fiction genre book count + </w:t>
+      </w:r>
+      <w:r>
+        <w:rPr>
+          <w:rFonts w:ascii="Courier New" w:hAnsi="Courier New" w:cs="Courier New"/>
+          <w:sz w:val="22"/>
+          <w:color w:val="17375E"/>
+        </w:rPr>
+        <w:t>curl</w:t>
+      </w:r>
+      <w:r>
+        <w:rPr>
+          <w:sz w:val="22"/>
+        </w:rPr>
+        <w:t xml:space="preserve"> -i output).</w:t>
       </w:r>
     </w:p>
     <w:p>
@@ -2122,7 +2425,25 @@
           <w:i w:val="0"/>
           <w:sz w:val="22"/>
         </w:rPr>
-        <w:t>Do not submit .java, .class, or .sql files.</w:t>
+        <w:t>Do not submit .</w:t>
+      </w:r>
+      <w:r>
+        <w:rPr>
+          <w:rFonts w:ascii="Courier New" w:hAnsi="Courier New" w:cs="Courier New"/>
+          <w:b w:val="0"/>
+          <w:i w:val="0"/>
+          <w:sz w:val="22"/>
+          <w:color w:val="17375E"/>
+        </w:rPr>
+        <w:t>java</w:t>
+      </w:r>
+      <w:r>
+        <w:rPr>
+          <w:b w:val="0"/>
+          <w:i w:val="0"/>
+          <w:sz w:val="22"/>
+        </w:rPr>
+        <w:t>, .class, or .sql files.</w:t>
       </w:r>
     </w:p>
     <w:sectPr>
